--- a/Day 05/day5-Student_Course_Activity.docx
+++ b/Day 05/day5-Student_Course_Activity.docx
@@ -1843,13 +1843,7 @@
               <w:t xml:space="preserve"> </w:t>
             </w:r>
             <w:r>
-              <w:t>Student (Student ID</w:t>
-            </w:r>
-            <w:r>
-              <w:t>(PK)</w:t>
-            </w:r>
-            <w:r>
-              <w:t>, Student Name)</w:t>
+              <w:t>Student (Student ID(PK), Student Name)</w:t>
             </w:r>
           </w:p>
           <w:p>
@@ -1873,10 +1867,7 @@
             </w:r>
             <w:proofErr w:type="gramEnd"/>
             <w:r>
-              <w:t xml:space="preserve"> course ID</w:t>
-            </w:r>
-            <w:r>
-              <w:t xml:space="preserve"> (FK), Grade)</w:t>
+              <w:t xml:space="preserve"> course ID (FK), Grade)</w:t>
             </w:r>
           </w:p>
           <w:p>
@@ -2086,13 +2077,7 @@
               <w:spacing w:after="220"/>
             </w:pPr>
             <w:r>
-              <w:t>Instructor</w:t>
-            </w:r>
-            <w:r>
-              <w:t xml:space="preserve"> (Instructor ID (PK), Instructor Name)</w:t>
-            </w:r>
-            <w:r>
-              <w:t xml:space="preserve"> </w:t>
+              <w:t xml:space="preserve">Instructor (Instructor ID (PK), Instructor Name) </w:t>
             </w:r>
           </w:p>
           <w:p>
@@ -2174,7 +2159,7 @@
         <w:tblLook w:val="04A0" w:firstRow="1" w:lastRow="0" w:firstColumn="1" w:lastColumn="0" w:noHBand="0" w:noVBand="1"/>
       </w:tblPr>
       <w:tblGrid>
-        <w:gridCol w:w="8380"/>
+        <w:gridCol w:w="9810"/>
       </w:tblGrid>
       <w:tr>
         <w:tc>
@@ -2212,7 +2197,45 @@
               <w:spacing w:after="220"/>
             </w:pPr>
             <w:r>
+              <w:lastRenderedPageBreak/>
               <w:t xml:space="preserve"> </w:t>
+            </w:r>
+            <w:r>
+              <w:drawing>
+                <wp:inline distT="0" distB="0" distL="0" distR="0" wp14:anchorId="2F004DB8" wp14:editId="39B24BFC">
+                  <wp:extent cx="6188690" cy="4664651"/>
+                  <wp:effectExtent l="0" t="0" r="3175" b="3175"/>
+                  <wp:docPr id="172154110" name="Picture 1"/>
+                  <wp:cNvGraphicFramePr>
+                    <a:graphicFrameLocks xmlns:a="http://schemas.openxmlformats.org/drawingml/2006/main" noChangeAspect="1"/>
+                  </wp:cNvGraphicFramePr>
+                  <a:graphic xmlns:a="http://schemas.openxmlformats.org/drawingml/2006/main">
+                    <a:graphicData uri="http://schemas.openxmlformats.org/drawingml/2006/picture">
+                      <pic:pic xmlns:pic="http://schemas.openxmlformats.org/drawingml/2006/picture">
+                        <pic:nvPicPr>
+                          <pic:cNvPr id="172154110" name=""/>
+                          <pic:cNvPicPr/>
+                        </pic:nvPicPr>
+                        <pic:blipFill>
+                          <a:blip r:embed="rId5"/>
+                          <a:stretch>
+                            <a:fillRect/>
+                          </a:stretch>
+                        </pic:blipFill>
+                        <pic:spPr>
+                          <a:xfrm>
+                            <a:off x="0" y="0"/>
+                            <a:ext cx="6188690" cy="4664651"/>
+                          </a:xfrm>
+                          <a:prstGeom prst="rect">
+                            <a:avLst/>
+                          </a:prstGeom>
+                        </pic:spPr>
+                      </pic:pic>
+                    </a:graphicData>
+                  </a:graphic>
+                </wp:inline>
+              </w:drawing>
             </w:r>
           </w:p>
           <w:p>
@@ -2245,7 +2268,6 @@
               <w:spacing w:after="220"/>
             </w:pPr>
             <w:r>
-              <w:lastRenderedPageBreak/>
               <w:t xml:space="preserve"> </w:t>
             </w:r>
           </w:p>
